--- a/files/REG_Entity_Risk_Profile.docx
+++ b/files/REG_Entity_Risk_Profile.docx
@@ -10,21 +10,12 @@
         <w:rPr>
           <w:color w:val="1F4E78"/>
         </w:rPr>
-        <w:t>Regulator Risk — REG Entity Risk Profile</w:t>
+        <w:t>Regulated Entity Risk Profile - Apex Banking Group Bhd</w:t>
       </w:r>
     </w:p>
     <w:p>
       <w:r>
-        <w:rPr>
-          <w:i/>
-        </w:rPr>
-        <w:t>Document owner: Regulator Risk Office</w:t>
-      </w:r>
-      <w:r>
-        <w:rPr>
-          <w:i/>
-        </w:rPr>
-        <w:t xml:space="preserve">  ·  Version: FY2025-A  ·  Classification: Internal — Working</w:t>
+        <w:t>Entity: Apex Banking Group Bhd | Regulator file: BNM-CLR-2026-44218 | Reviewing officer: Daichi Maruyama (BNM Banking Supervision Department) | Period: FY2025</w:t>
       </w:r>
     </w:p>
     <w:p>
@@ -32,17 +23,767 @@
         <w:pStyle w:val="Heading1"/>
       </w:pPr>
       <w:r>
-        <w:t>1. Executive Summary</w:t>
+        <w:t>1. Entity overview</w:t>
+      </w:r>
+    </w:p>
+    <w:tbl>
+      <w:tblPr>
+        <w:tblStyle w:val="LightGrid-Accent1"/>
+        <w:tblW w:type="auto" w:w="0"/>
+        <w:tblLook w:firstColumn="1" w:firstRow="1" w:lastColumn="0" w:lastRow="0" w:noHBand="0" w:noVBand="1" w:val="04A0"/>
+      </w:tblPr>
+      <w:tblGrid>
+        <w:gridCol w:w="4320"/>
+        <w:gridCol w:w="4320"/>
+      </w:tblGrid>
+      <w:tr>
+        <w:tc>
+          <w:tcPr>
+            <w:tcW w:type="dxa" w:w="4320"/>
+          </w:tcPr>
+          <w:p>
+            <w:r>
+              <w:rPr>
+                <w:b/>
+              </w:rPr>
+              <w:t>Field</w:t>
+            </w:r>
+          </w:p>
+        </w:tc>
+        <w:tc>
+          <w:tcPr>
+            <w:tcW w:type="dxa" w:w="4320"/>
+          </w:tcPr>
+          <w:p>
+            <w:r>
+              <w:rPr>
+                <w:b/>
+              </w:rPr>
+              <w:t>Value</w:t>
+            </w:r>
+          </w:p>
+        </w:tc>
+      </w:tr>
+      <w:tr>
+        <w:tc>
+          <w:tcPr>
+            <w:tcW w:type="dxa" w:w="4320"/>
+          </w:tcPr>
+          <w:p>
+            <w:r>
+              <w:t>Banking License</w:t>
+            </w:r>
+          </w:p>
+        </w:tc>
+        <w:tc>
+          <w:tcPr>
+            <w:tcW w:type="dxa" w:w="4320"/>
+          </w:tcPr>
+          <w:p>
+            <w:r>
+              <w:t>Commercial Banking License under FSA 2013</w:t>
+            </w:r>
+          </w:p>
+        </w:tc>
+      </w:tr>
+      <w:tr>
+        <w:tc>
+          <w:tcPr>
+            <w:tcW w:type="dxa" w:w="4320"/>
+          </w:tcPr>
+          <w:p>
+            <w:r>
+              <w:t>Total Assets</w:t>
+            </w:r>
+          </w:p>
+        </w:tc>
+        <w:tc>
+          <w:tcPr>
+            <w:tcW w:type="dxa" w:w="4320"/>
+          </w:tcPr>
+          <w:p>
+            <w:r>
+              <w:t>MYR 412 billion</w:t>
+            </w:r>
+          </w:p>
+        </w:tc>
+      </w:tr>
+      <w:tr>
+        <w:tc>
+          <w:tcPr>
+            <w:tcW w:type="dxa" w:w="4320"/>
+          </w:tcPr>
+          <w:p>
+            <w:r>
+              <w:t>Tier-1 Capital</w:t>
+            </w:r>
+          </w:p>
+        </w:tc>
+        <w:tc>
+          <w:tcPr>
+            <w:tcW w:type="dxa" w:w="4320"/>
+          </w:tcPr>
+          <w:p>
+            <w:r>
+              <w:t>MYR 38.4 billion</w:t>
+            </w:r>
+          </w:p>
+        </w:tc>
+      </w:tr>
+      <w:tr>
+        <w:tc>
+          <w:tcPr>
+            <w:tcW w:type="dxa" w:w="4320"/>
+          </w:tcPr>
+          <w:p>
+            <w:r>
+              <w:t>CET-1 Ratio</w:t>
+            </w:r>
+          </w:p>
+        </w:tc>
+        <w:tc>
+          <w:tcPr>
+            <w:tcW w:type="dxa" w:w="4320"/>
+          </w:tcPr>
+          <w:p>
+            <w:r>
+              <w:t>13.84%</w:t>
+            </w:r>
+          </w:p>
+        </w:tc>
+      </w:tr>
+      <w:tr>
+        <w:tc>
+          <w:tcPr>
+            <w:tcW w:type="dxa" w:w="4320"/>
+          </w:tcPr>
+          <w:p>
+            <w:r>
+              <w:t>Risk-Weighted Assets</w:t>
+            </w:r>
+          </w:p>
+        </w:tc>
+        <w:tc>
+          <w:tcPr>
+            <w:tcW w:type="dxa" w:w="4320"/>
+          </w:tcPr>
+          <w:p>
+            <w:r>
+              <w:t>MYR 282 billion</w:t>
+            </w:r>
+          </w:p>
+        </w:tc>
+      </w:tr>
+      <w:tr>
+        <w:tc>
+          <w:tcPr>
+            <w:tcW w:type="dxa" w:w="4320"/>
+          </w:tcPr>
+          <w:p>
+            <w:r>
+              <w:t>Branches (MY)</w:t>
+            </w:r>
+          </w:p>
+        </w:tc>
+        <w:tc>
+          <w:tcPr>
+            <w:tcW w:type="dxa" w:w="4320"/>
+          </w:tcPr>
+          <w:p>
+            <w:r>
+              <w:t>218 nationwide</w:t>
+            </w:r>
+          </w:p>
+        </w:tc>
+      </w:tr>
+      <w:tr>
+        <w:tc>
+          <w:tcPr>
+            <w:tcW w:type="dxa" w:w="4320"/>
+          </w:tcPr>
+          <w:p>
+            <w:r>
+              <w:t>Employees</w:t>
+            </w:r>
+          </w:p>
+        </w:tc>
+        <w:tc>
+          <w:tcPr>
+            <w:tcW w:type="dxa" w:w="4320"/>
+          </w:tcPr>
+          <w:p>
+            <w:r>
+              <w:t>24,800</w:t>
+            </w:r>
+          </w:p>
+        </w:tc>
+      </w:tr>
+      <w:tr>
+        <w:tc>
+          <w:tcPr>
+            <w:tcW w:type="dxa" w:w="4320"/>
+          </w:tcPr>
+          <w:p>
+            <w:r>
+              <w:t>Latest On-site Examination</w:t>
+            </w:r>
+          </w:p>
+        </w:tc>
+        <w:tc>
+          <w:tcPr>
+            <w:tcW w:type="dxa" w:w="4320"/>
+          </w:tcPr>
+          <w:p>
+            <w:r>
+              <w:t>Q4 FY2025 (concluded 18-Feb-2026)</w:t>
+            </w:r>
+          </w:p>
+        </w:tc>
+      </w:tr>
+    </w:tbl>
+    <w:p>
+      <w:pPr>
+        <w:pStyle w:val="Heading1"/>
+      </w:pPr>
+      <w:r>
+        <w:t>2. Risk dimensions - heat map</w:t>
+      </w:r>
+    </w:p>
+    <w:tbl>
+      <w:tblPr>
+        <w:tblStyle w:val="LightGrid-Accent1"/>
+        <w:tblW w:type="auto" w:w="0"/>
+        <w:tblLook w:firstColumn="1" w:firstRow="1" w:lastColumn="0" w:lastRow="0" w:noHBand="0" w:noVBand="1" w:val="04A0"/>
+      </w:tblPr>
+      <w:tblGrid>
+        <w:gridCol w:w="1728"/>
+        <w:gridCol w:w="1728"/>
+        <w:gridCol w:w="1728"/>
+        <w:gridCol w:w="1728"/>
+        <w:gridCol w:w="1728"/>
+      </w:tblGrid>
+      <w:tr>
+        <w:tc>
+          <w:tcPr>
+            <w:tcW w:type="dxa" w:w="1728"/>
+          </w:tcPr>
+          <w:p>
+            <w:r>
+              <w:rPr>
+                <w:b/>
+              </w:rPr>
+              <w:t>Dimension</w:t>
+            </w:r>
+          </w:p>
+        </w:tc>
+        <w:tc>
+          <w:tcPr>
+            <w:tcW w:type="dxa" w:w="1728"/>
+          </w:tcPr>
+          <w:p>
+            <w:r>
+              <w:rPr>
+                <w:b/>
+              </w:rPr>
+              <w:t>Inherent</w:t>
+            </w:r>
+          </w:p>
+        </w:tc>
+        <w:tc>
+          <w:tcPr>
+            <w:tcW w:type="dxa" w:w="1728"/>
+          </w:tcPr>
+          <w:p>
+            <w:r>
+              <w:rPr>
+                <w:b/>
+              </w:rPr>
+              <w:t>Control</w:t>
+            </w:r>
+          </w:p>
+        </w:tc>
+        <w:tc>
+          <w:tcPr>
+            <w:tcW w:type="dxa" w:w="1728"/>
+          </w:tcPr>
+          <w:p>
+            <w:r>
+              <w:rPr>
+                <w:b/>
+              </w:rPr>
+              <w:t>Residual</w:t>
+            </w:r>
+          </w:p>
+        </w:tc>
+        <w:tc>
+          <w:tcPr>
+            <w:tcW w:type="dxa" w:w="1728"/>
+          </w:tcPr>
+          <w:p>
+            <w:r>
+              <w:rPr>
+                <w:b/>
+              </w:rPr>
+              <w:t>Trend</w:t>
+            </w:r>
+          </w:p>
+        </w:tc>
+      </w:tr>
+      <w:tr>
+        <w:tc>
+          <w:tcPr>
+            <w:tcW w:type="dxa" w:w="1728"/>
+          </w:tcPr>
+          <w:p>
+            <w:r>
+              <w:t>Credit Risk</w:t>
+            </w:r>
+          </w:p>
+        </w:tc>
+        <w:tc>
+          <w:tcPr>
+            <w:tcW w:type="dxa" w:w="1728"/>
+          </w:tcPr>
+          <w:p>
+            <w:r>
+              <w:t>High</w:t>
+            </w:r>
+          </w:p>
+        </w:tc>
+        <w:tc>
+          <w:tcPr>
+            <w:tcW w:type="dxa" w:w="1728"/>
+          </w:tcPr>
+          <w:p>
+            <w:r>
+              <w:t>Strong</w:t>
+            </w:r>
+          </w:p>
+        </w:tc>
+        <w:tc>
+          <w:tcPr>
+            <w:tcW w:type="dxa" w:w="1728"/>
+          </w:tcPr>
+          <w:p>
+            <w:r>
+              <w:t>Medium</w:t>
+            </w:r>
+          </w:p>
+        </w:tc>
+        <w:tc>
+          <w:tcPr>
+            <w:tcW w:type="dxa" w:w="1728"/>
+          </w:tcPr>
+          <w:p>
+            <w:r>
+              <w:t>Stable</w:t>
+            </w:r>
+          </w:p>
+        </w:tc>
+      </w:tr>
+      <w:tr>
+        <w:tc>
+          <w:tcPr>
+            <w:tcW w:type="dxa" w:w="1728"/>
+          </w:tcPr>
+          <w:p>
+            <w:r>
+              <w:t>Market Risk</w:t>
+            </w:r>
+          </w:p>
+        </w:tc>
+        <w:tc>
+          <w:tcPr>
+            <w:tcW w:type="dxa" w:w="1728"/>
+          </w:tcPr>
+          <w:p>
+            <w:r>
+              <w:t>Medium</w:t>
+            </w:r>
+          </w:p>
+        </w:tc>
+        <w:tc>
+          <w:tcPr>
+            <w:tcW w:type="dxa" w:w="1728"/>
+          </w:tcPr>
+          <w:p>
+            <w:r>
+              <w:t>Strong</w:t>
+            </w:r>
+          </w:p>
+        </w:tc>
+        <w:tc>
+          <w:tcPr>
+            <w:tcW w:type="dxa" w:w="1728"/>
+          </w:tcPr>
+          <w:p>
+            <w:r>
+              <w:t>Low</w:t>
+            </w:r>
+          </w:p>
+        </w:tc>
+        <w:tc>
+          <w:tcPr>
+            <w:tcW w:type="dxa" w:w="1728"/>
+          </w:tcPr>
+          <w:p>
+            <w:r>
+              <w:t>Stable</w:t>
+            </w:r>
+          </w:p>
+        </w:tc>
+      </w:tr>
+      <w:tr>
+        <w:tc>
+          <w:tcPr>
+            <w:tcW w:type="dxa" w:w="1728"/>
+          </w:tcPr>
+          <w:p>
+            <w:r>
+              <w:t>Liquidity Risk</w:t>
+            </w:r>
+          </w:p>
+        </w:tc>
+        <w:tc>
+          <w:tcPr>
+            <w:tcW w:type="dxa" w:w="1728"/>
+          </w:tcPr>
+          <w:p>
+            <w:r>
+              <w:t>Medium</w:t>
+            </w:r>
+          </w:p>
+        </w:tc>
+        <w:tc>
+          <w:tcPr>
+            <w:tcW w:type="dxa" w:w="1728"/>
+          </w:tcPr>
+          <w:p>
+            <w:r>
+              <w:t>Strong</w:t>
+            </w:r>
+          </w:p>
+        </w:tc>
+        <w:tc>
+          <w:tcPr>
+            <w:tcW w:type="dxa" w:w="1728"/>
+          </w:tcPr>
+          <w:p>
+            <w:r>
+              <w:t>Low</w:t>
+            </w:r>
+          </w:p>
+        </w:tc>
+        <w:tc>
+          <w:tcPr>
+            <w:tcW w:type="dxa" w:w="1728"/>
+          </w:tcPr>
+          <w:p>
+            <w:r>
+              <w:t>Stable</w:t>
+            </w:r>
+          </w:p>
+        </w:tc>
+      </w:tr>
+      <w:tr>
+        <w:tc>
+          <w:tcPr>
+            <w:tcW w:type="dxa" w:w="1728"/>
+          </w:tcPr>
+          <w:p>
+            <w:r>
+              <w:t>Operational Risk</w:t>
+            </w:r>
+          </w:p>
+        </w:tc>
+        <w:tc>
+          <w:tcPr>
+            <w:tcW w:type="dxa" w:w="1728"/>
+          </w:tcPr>
+          <w:p>
+            <w:r>
+              <w:t>High</w:t>
+            </w:r>
+          </w:p>
+        </w:tc>
+        <w:tc>
+          <w:tcPr>
+            <w:tcW w:type="dxa" w:w="1728"/>
+          </w:tcPr>
+          <w:p>
+            <w:r>
+              <w:t>Adequate</w:t>
+            </w:r>
+          </w:p>
+        </w:tc>
+        <w:tc>
+          <w:tcPr>
+            <w:tcW w:type="dxa" w:w="1728"/>
+          </w:tcPr>
+          <w:p>
+            <w:r>
+              <w:t>Medium</w:t>
+            </w:r>
+          </w:p>
+        </w:tc>
+        <w:tc>
+          <w:tcPr>
+            <w:tcW w:type="dxa" w:w="1728"/>
+          </w:tcPr>
+          <w:p>
+            <w:r>
+              <w:t>Increasing</w:t>
+            </w:r>
+          </w:p>
+        </w:tc>
+      </w:tr>
+      <w:tr>
+        <w:tc>
+          <w:tcPr>
+            <w:tcW w:type="dxa" w:w="1728"/>
+          </w:tcPr>
+          <w:p>
+            <w:r>
+              <w:t>IT and Cyber Risk</w:t>
+            </w:r>
+          </w:p>
+        </w:tc>
+        <w:tc>
+          <w:tcPr>
+            <w:tcW w:type="dxa" w:w="1728"/>
+          </w:tcPr>
+          <w:p>
+            <w:r>
+              <w:t>High</w:t>
+            </w:r>
+          </w:p>
+        </w:tc>
+        <w:tc>
+          <w:tcPr>
+            <w:tcW w:type="dxa" w:w="1728"/>
+          </w:tcPr>
+          <w:p>
+            <w:r>
+              <w:t>Adequate</w:t>
+            </w:r>
+          </w:p>
+        </w:tc>
+        <w:tc>
+          <w:tcPr>
+            <w:tcW w:type="dxa" w:w="1728"/>
+          </w:tcPr>
+          <w:p>
+            <w:r>
+              <w:t>Medium</w:t>
+            </w:r>
+          </w:p>
+        </w:tc>
+        <w:tc>
+          <w:tcPr>
+            <w:tcW w:type="dxa" w:w="1728"/>
+          </w:tcPr>
+          <w:p>
+            <w:r>
+              <w:t>Increasing</w:t>
+            </w:r>
+          </w:p>
+        </w:tc>
+      </w:tr>
+      <w:tr>
+        <w:tc>
+          <w:tcPr>
+            <w:tcW w:type="dxa" w:w="1728"/>
+          </w:tcPr>
+          <w:p>
+            <w:r>
+              <w:t>Conduct Risk</w:t>
+            </w:r>
+          </w:p>
+        </w:tc>
+        <w:tc>
+          <w:tcPr>
+            <w:tcW w:type="dxa" w:w="1728"/>
+          </w:tcPr>
+          <w:p>
+            <w:r>
+              <w:t>Medium</w:t>
+            </w:r>
+          </w:p>
+        </w:tc>
+        <w:tc>
+          <w:tcPr>
+            <w:tcW w:type="dxa" w:w="1728"/>
+          </w:tcPr>
+          <w:p>
+            <w:r>
+              <w:t>Strong</w:t>
+            </w:r>
+          </w:p>
+        </w:tc>
+        <w:tc>
+          <w:tcPr>
+            <w:tcW w:type="dxa" w:w="1728"/>
+          </w:tcPr>
+          <w:p>
+            <w:r>
+              <w:t>Low</w:t>
+            </w:r>
+          </w:p>
+        </w:tc>
+        <w:tc>
+          <w:tcPr>
+            <w:tcW w:type="dxa" w:w="1728"/>
+          </w:tcPr>
+          <w:p>
+            <w:r>
+              <w:t>Stable</w:t>
+            </w:r>
+          </w:p>
+        </w:tc>
+      </w:tr>
+      <w:tr>
+        <w:tc>
+          <w:tcPr>
+            <w:tcW w:type="dxa" w:w="1728"/>
+          </w:tcPr>
+          <w:p>
+            <w:r>
+              <w:t>AML / CFT</w:t>
+            </w:r>
+          </w:p>
+        </w:tc>
+        <w:tc>
+          <w:tcPr>
+            <w:tcW w:type="dxa" w:w="1728"/>
+          </w:tcPr>
+          <w:p>
+            <w:r>
+              <w:t>High</w:t>
+            </w:r>
+          </w:p>
+        </w:tc>
+        <w:tc>
+          <w:tcPr>
+            <w:tcW w:type="dxa" w:w="1728"/>
+          </w:tcPr>
+          <w:p>
+            <w:r>
+              <w:t>Strong</w:t>
+            </w:r>
+          </w:p>
+        </w:tc>
+        <w:tc>
+          <w:tcPr>
+            <w:tcW w:type="dxa" w:w="1728"/>
+          </w:tcPr>
+          <w:p>
+            <w:r>
+              <w:t>Medium</w:t>
+            </w:r>
+          </w:p>
+        </w:tc>
+        <w:tc>
+          <w:tcPr>
+            <w:tcW w:type="dxa" w:w="1728"/>
+          </w:tcPr>
+          <w:p>
+            <w:r>
+              <w:t>Stable</w:t>
+            </w:r>
+          </w:p>
+        </w:tc>
+      </w:tr>
+      <w:tr>
+        <w:tc>
+          <w:tcPr>
+            <w:tcW w:type="dxa" w:w="1728"/>
+          </w:tcPr>
+          <w:p>
+            <w:r>
+              <w:t>Climate and ESG Risk</w:t>
+            </w:r>
+          </w:p>
+        </w:tc>
+        <w:tc>
+          <w:tcPr>
+            <w:tcW w:type="dxa" w:w="1728"/>
+          </w:tcPr>
+          <w:p>
+            <w:r>
+              <w:t>Medium</w:t>
+            </w:r>
+          </w:p>
+        </w:tc>
+        <w:tc>
+          <w:tcPr>
+            <w:tcW w:type="dxa" w:w="1728"/>
+          </w:tcPr>
+          <w:p>
+            <w:r>
+              <w:t>Adequate</w:t>
+            </w:r>
+          </w:p>
+        </w:tc>
+        <w:tc>
+          <w:tcPr>
+            <w:tcW w:type="dxa" w:w="1728"/>
+          </w:tcPr>
+          <w:p>
+            <w:r>
+              <w:t>Medium</w:t>
+            </w:r>
+          </w:p>
+        </w:tc>
+        <w:tc>
+          <w:tcPr>
+            <w:tcW w:type="dxa" w:w="1728"/>
+          </w:tcPr>
+          <w:p>
+            <w:r>
+              <w:t>Increasing</w:t>
+            </w:r>
+          </w:p>
+        </w:tc>
+      </w:tr>
+    </w:tbl>
+    <w:p>
+      <w:pPr>
+        <w:pStyle w:val="Heading1"/>
+      </w:pPr>
+      <w:r>
+        <w:t>3. Findings from latest on-site examination</w:t>
       </w:r>
     </w:p>
     <w:p>
+      <w:pPr>
+        <w:pStyle w:val="ListNumber"/>
+      </w:pPr>
       <w:r>
-        <w:t>This document is the working artefact for the reg entity risk profile use case in the regulator risk domain. It is staged for a Microsoft 365 Copilot Cowork / Notebook demo and contains plausible (illustrative) figures, lists, and narratives — not real customer data. The numbers tie back to the companion spreadsheet of the same stem.</w:t>
+        <w:t>IT Operations - 3 high-severity observations on change management; rectification commitment 30-Jun-2026</w:t>
       </w:r>
     </w:p>
     <w:p>
+      <w:pPr>
+        <w:pStyle w:val="ListNumber"/>
+      </w:pPr>
       <w:r>
-        <w:t>The intended demo flow: a regulator risk stakeholder asks Copilot to summarise, compare, draft, or distribute the contents of this file alongside related artefacts. Cowork fans the task out into 5 parallel sub-tasks (draft Word, draft email, schedule meeting, post Teams message, build action tracker). Notebook adds it as a source and answers grounded questions across all sources.</w:t>
+        <w:t>Credit Underwriting - SME portfolio concentration above internal threshold; remediation plan accepted</w:t>
+      </w:r>
+    </w:p>
+    <w:p>
+      <w:pPr>
+        <w:pStyle w:val="ListNumber"/>
+      </w:pPr>
+      <w:r>
+        <w:t>AML KYC refresh - 8.4% backlog in high-risk customer reviews; remediation 31-Dec-2026</w:t>
+      </w:r>
+    </w:p>
+    <w:p>
+      <w:pPr>
+        <w:pStyle w:val="ListNumber"/>
+      </w:pPr>
+      <w:r>
+        <w:t>Climate stress test - methodology gap on transition risk for Plantation lending; closure by Q4 FY2026</w:t>
       </w:r>
     </w:p>
     <w:p>
@@ -50,218 +791,12 @@
         <w:pStyle w:val="Heading1"/>
       </w:pPr>
       <w:r>
-        <w:t>2. Scenario &amp; Background</w:t>
+        <w:t>4. Supervisory rating and stance</w:t>
       </w:r>
     </w:p>
     <w:p>
       <w:r>
-        <w:t>The Group is mid-cycle on its FY2025 close and is rolling forward into FY2026 planning. The regulator risk portfolio has surfaced a mix of on-track lines and corrective items. This reg entity risk profile captures the working position on those items so the Group office, the operating committee, and (where relevant) the regulator-facing officer can align on next steps.</w:t>
-      </w:r>
-    </w:p>
-    <w:p>
-      <w:r>
-        <w:t>The team has triangulated the working dataset against three peer benchmarks and against the regulator's published thresholds for the sector. Findings carried over from the prior cycle have been re-examined to test whether the original assumptions still hold under the FY2026 base case.</w:t>
-      </w:r>
-    </w:p>
-    <w:p>
-      <w:pPr>
-        <w:pStyle w:val="Heading1"/>
-      </w:pPr>
-      <w:r>
-        <w:t>3. Detail &amp; Working</w:t>
-      </w:r>
-    </w:p>
-    <w:p>
-      <w:pPr>
-        <w:pStyle w:val="Heading2"/>
-      </w:pPr>
-      <w:r>
-        <w:t>3.1 Position at end of period</w:t>
-      </w:r>
-    </w:p>
-    <w:p>
-      <w:r>
-        <w:t>The closing position by unit / segment is captured in the Entity Risk Profile tab of the companion workbook. Headline metrics — Open Issues, Escalations, Days Open — are within the agreed corridors for Banking, Insurance, and Capital Markets; outside the corridor for Payments and Crypto; and under recovery monitoring for Fintech.</w:t>
-      </w:r>
-    </w:p>
-    <w:p>
-      <w:pPr>
-        <w:pStyle w:val="Heading2"/>
-      </w:pPr>
-      <w:r>
-        <w:t>3.2 Key drivers</w:t>
-      </w:r>
-    </w:p>
-    <w:p>
-      <w:r>
-        <w:t>The driver bridge (see Risk Bridge tab) attributes the FY25 variance to a balanced mix of volume / mix, pricing and discount discipline, cost base reset, capex re-baseline, working capital, regulatory provisions, FX and hedging, and productivity / automation. Each driver carries an owner and a status (on-track / at-risk / behind / recovered / mitigated).</w:t>
-      </w:r>
-    </w:p>
-    <w:p>
-      <w:pPr>
-        <w:pStyle w:val="Heading2"/>
-      </w:pPr>
-      <w:r>
-        <w:t>3.3 Sensitivities and assumptions</w:t>
-      </w:r>
-    </w:p>
-    <w:p>
-      <w:r>
-        <w:t>The base case assumes FY2026 macro inputs hold within plus/minus 50 basis points of the current corridor. The upside and downside scenarios stress the headline metrics by plus/minus two corridors and re-test the recovery plan owners against the stressed position. Key sensitivities: rate path, FX MYR/USD, commodity benchmarks, regulator timing, and customer concentration.</w:t>
-      </w:r>
-    </w:p>
-    <w:p>
-      <w:pPr>
-        <w:pStyle w:val="Heading2"/>
-      </w:pPr>
-      <w:r>
-        <w:t>3.4 Open issues and unknowns</w:t>
-      </w:r>
-    </w:p>
-    <w:p>
-      <w:r>
-        <w:t>The watchlist (see Action Tracker tab) tracks 14 indicators flagged in the prior review. Eight are on-track, four are within five points of the threshold (watch), and two have breached and triggered the escalation protocol. Owners and remediation dates are recorded against each item.</w:t>
-      </w:r>
-    </w:p>
-    <w:p>
-      <w:pPr>
-        <w:pStyle w:val="Heading1"/>
-      </w:pPr>
-      <w:r>
-        <w:t>4. Recommended Actions</w:t>
-      </w:r>
-    </w:p>
-    <w:p>
-      <w:pPr>
-        <w:pStyle w:val="ListBullet"/>
-      </w:pPr>
-      <w:r>
-        <w:t>Confirm the reg entity risk profile narrative with the Regulator Risk CFO before the Board cut-off.</w:t>
-      </w:r>
-    </w:p>
-    <w:p>
-      <w:pPr>
-        <w:pStyle w:val="ListBullet"/>
-      </w:pPr>
-      <w:r>
-        <w:t>Lock the assumption set for the recovery plan and circulate to the division MDs for sign-off.</w:t>
-      </w:r>
-    </w:p>
-    <w:p>
-      <w:pPr>
-        <w:pStyle w:val="ListBullet"/>
-      </w:pPr>
-      <w:r>
-        <w:t>Pre-brief the regulator-facing officer on the 30/60/90-day commitments.</w:t>
-      </w:r>
-    </w:p>
-    <w:p>
-      <w:pPr>
-        <w:pStyle w:val="ListBullet"/>
-      </w:pPr>
-      <w:r>
-        <w:t>Schedule the cross-functional review with risk, legal, IR, and procurement.</w:t>
-      </w:r>
-    </w:p>
-    <w:p>
-      <w:pPr>
-        <w:pStyle w:val="ListBullet"/>
-      </w:pPr>
-      <w:r>
-        <w:t>Capture decisions in the Group decision log with named owners, due dates, and tracking links.</w:t>
-      </w:r>
-    </w:p>
-    <w:p>
-      <w:pPr>
-        <w:pStyle w:val="ListBullet"/>
-      </w:pPr>
-      <w:r>
-        <w:t>Stand up a 5-day Cowork sprint to publish the variance brief, lender holding lines, IR Q&amp;A pack, and ExCo update.</w:t>
-      </w:r>
-    </w:p>
-    <w:p>
-      <w:pPr>
-        <w:pStyle w:val="Heading1"/>
-      </w:pPr>
-      <w:r>
-        <w:t>5. Appendix — Working dataset units</w:t>
-      </w:r>
-    </w:p>
-    <w:p>
-      <w:pPr>
-        <w:pStyle w:val="ListBullet"/>
-      </w:pPr>
-      <w:r>
-        <w:t>Banking</w:t>
-      </w:r>
-    </w:p>
-    <w:p>
-      <w:pPr>
-        <w:pStyle w:val="ListBullet"/>
-      </w:pPr>
-      <w:r>
-        <w:t>Insurance</w:t>
-      </w:r>
-    </w:p>
-    <w:p>
-      <w:pPr>
-        <w:pStyle w:val="ListBullet"/>
-      </w:pPr>
-      <w:r>
-        <w:t>Capital Markets</w:t>
-      </w:r>
-    </w:p>
-    <w:p>
-      <w:pPr>
-        <w:pStyle w:val="ListBullet"/>
-      </w:pPr>
-      <w:r>
-        <w:t>Payments</w:t>
-      </w:r>
-    </w:p>
-    <w:p>
-      <w:pPr>
-        <w:pStyle w:val="ListBullet"/>
-      </w:pPr>
-      <w:r>
-        <w:t>Crypto</w:t>
-      </w:r>
-    </w:p>
-    <w:p>
-      <w:pPr>
-        <w:pStyle w:val="ListBullet"/>
-      </w:pPr>
-      <w:r>
-        <w:t>Fintech</w:t>
-      </w:r>
-    </w:p>
-    <w:p>
-      <w:pPr>
-        <w:pStyle w:val="ListBullet"/>
-      </w:pPr>
-      <w:r>
-        <w:t>SI</w:t>
-      </w:r>
-    </w:p>
-    <w:p>
-      <w:pPr>
-        <w:pStyle w:val="ListBullet"/>
-      </w:pPr>
-      <w:r>
-        <w:t>Total</w:t>
-      </w:r>
-    </w:p>
-    <w:p>
-      <w:pPr>
-        <w:pStyle w:val="Heading1"/>
-      </w:pPr>
-      <w:r>
-        <w:t>6. Sign-off &amp; Distribution</w:t>
-      </w:r>
-    </w:p>
-    <w:p>
-      <w:r>
-        <w:t>Prepared by: Regulator Risk Office  ·  Reviewed by: CFO  ·  Approved by: CEO  ·  Distributed to: Board, ExCo, Risk Committee, IR, Group Strategy.</w:t>
+        <w:t>Composite Supervisory Rating: 2 (Satisfactory) - unchanged from previous cycle. Supervisory stance for FY2026: monitor IT operational risk closely; require quarterly progress on AML KYC backlog; escalate to MOU if IT change management findings are not closed by 30-Sep-2026.</w:t>
       </w:r>
     </w:p>
     <w:sectPr>
@@ -637,6 +1172,10 @@
     <w:name w:val="Normal"/>
     <w:qFormat/>
     <w:rsid w:val="00FC693F"/>
+    <w:rPr>
+      <w:rFonts w:ascii="Aptos" w:hAnsi="Aptos"/>
+      <w:sz w:val="22"/>
+    </w:rPr>
   </w:style>
   <w:style w:type="paragraph" w:styleId="Header">
     <w:name w:val="header"/>

--- a/files/REG_Entity_Risk_Profile.docx
+++ b/files/REG_Entity_Risk_Profile.docx
@@ -4,799 +4,447 @@
   <w:body>
     <w:p>
       <w:pPr>
-        <w:pStyle w:val="Title"/>
+        <w:jc w:val="left"/>
       </w:pPr>
       <w:r>
         <w:rPr>
-          <w:color w:val="1F4E78"/>
+          <w:b/>
+          <w:color w:val="6B7280"/>
+          <w:sz w:val="18"/>
         </w:rPr>
-        <w:t>Regulated Entity Risk Profile - Apex Banking Group Bhd</w:t>
-      </w:r>
-    </w:p>
-    <w:p>
-      <w:r>
-        <w:t>Entity: Apex Banking Group Bhd | Regulator file: BNM-CLR-2026-44218 | Reviewing officer: Daichi Maruyama (BNM Banking Supervision Department) | Period: FY2025</w:t>
+        <w:t>ZAVA CONGLOMERATE</w:t>
       </w:r>
     </w:p>
     <w:p>
       <w:pPr>
-        <w:pStyle w:val="Heading1"/>
+        <w:spacing w:after="40"/>
       </w:pPr>
       <w:r>
-        <w:t>1. Entity overview</w:t>
-      </w:r>
-    </w:p>
-    <w:tbl>
-      <w:tblPr>
-        <w:tblStyle w:val="LightGrid-Accent1"/>
-        <w:tblW w:type="auto" w:w="0"/>
-        <w:tblLook w:firstColumn="1" w:firstRow="1" w:lastColumn="0" w:lastRow="0" w:noHBand="0" w:noVBand="1" w:val="04A0"/>
-      </w:tblPr>
-      <w:tblGrid>
-        <w:gridCol w:w="4320"/>
-        <w:gridCol w:w="4320"/>
-      </w:tblGrid>
-      <w:tr>
-        <w:tc>
-          <w:tcPr>
-            <w:tcW w:type="dxa" w:w="4320"/>
-          </w:tcPr>
-          <w:p>
-            <w:r>
-              <w:rPr>
-                <w:b/>
-              </w:rPr>
-              <w:t>Field</w:t>
-            </w:r>
-          </w:p>
-        </w:tc>
-        <w:tc>
-          <w:tcPr>
-            <w:tcW w:type="dxa" w:w="4320"/>
-          </w:tcPr>
-          <w:p>
-            <w:r>
-              <w:rPr>
-                <w:b/>
-              </w:rPr>
-              <w:t>Value</w:t>
-            </w:r>
-          </w:p>
-        </w:tc>
-      </w:tr>
-      <w:tr>
-        <w:tc>
-          <w:tcPr>
-            <w:tcW w:type="dxa" w:w="4320"/>
-          </w:tcPr>
-          <w:p>
-            <w:r>
-              <w:t>Banking License</w:t>
-            </w:r>
-          </w:p>
-        </w:tc>
-        <w:tc>
-          <w:tcPr>
-            <w:tcW w:type="dxa" w:w="4320"/>
-          </w:tcPr>
-          <w:p>
-            <w:r>
-              <w:t>Commercial Banking License under FSA 2013</w:t>
-            </w:r>
-          </w:p>
-        </w:tc>
-      </w:tr>
-      <w:tr>
-        <w:tc>
-          <w:tcPr>
-            <w:tcW w:type="dxa" w:w="4320"/>
-          </w:tcPr>
-          <w:p>
-            <w:r>
-              <w:t>Total Assets</w:t>
-            </w:r>
-          </w:p>
-        </w:tc>
-        <w:tc>
-          <w:tcPr>
-            <w:tcW w:type="dxa" w:w="4320"/>
-          </w:tcPr>
-          <w:p>
-            <w:r>
-              <w:t>MYR 412 billion</w:t>
-            </w:r>
-          </w:p>
-        </w:tc>
-      </w:tr>
-      <w:tr>
-        <w:tc>
-          <w:tcPr>
-            <w:tcW w:type="dxa" w:w="4320"/>
-          </w:tcPr>
-          <w:p>
-            <w:r>
-              <w:t>Tier-1 Capital</w:t>
-            </w:r>
-          </w:p>
-        </w:tc>
-        <w:tc>
-          <w:tcPr>
-            <w:tcW w:type="dxa" w:w="4320"/>
-          </w:tcPr>
-          <w:p>
-            <w:r>
-              <w:t>MYR 38.4 billion</w:t>
-            </w:r>
-          </w:p>
-        </w:tc>
-      </w:tr>
-      <w:tr>
-        <w:tc>
-          <w:tcPr>
-            <w:tcW w:type="dxa" w:w="4320"/>
-          </w:tcPr>
-          <w:p>
-            <w:r>
-              <w:t>CET-1 Ratio</w:t>
-            </w:r>
-          </w:p>
-        </w:tc>
-        <w:tc>
-          <w:tcPr>
-            <w:tcW w:type="dxa" w:w="4320"/>
-          </w:tcPr>
-          <w:p>
-            <w:r>
-              <w:t>13.84%</w:t>
-            </w:r>
-          </w:p>
-        </w:tc>
-      </w:tr>
-      <w:tr>
-        <w:tc>
-          <w:tcPr>
-            <w:tcW w:type="dxa" w:w="4320"/>
-          </w:tcPr>
-          <w:p>
-            <w:r>
-              <w:t>Risk-Weighted Assets</w:t>
-            </w:r>
-          </w:p>
-        </w:tc>
-        <w:tc>
-          <w:tcPr>
-            <w:tcW w:type="dxa" w:w="4320"/>
-          </w:tcPr>
-          <w:p>
-            <w:r>
-              <w:t>MYR 282 billion</w:t>
-            </w:r>
-          </w:p>
-        </w:tc>
-      </w:tr>
-      <w:tr>
-        <w:tc>
-          <w:tcPr>
-            <w:tcW w:type="dxa" w:w="4320"/>
-          </w:tcPr>
-          <w:p>
-            <w:r>
-              <w:t>Branches (MY)</w:t>
-            </w:r>
-          </w:p>
-        </w:tc>
-        <w:tc>
-          <w:tcPr>
-            <w:tcW w:type="dxa" w:w="4320"/>
-          </w:tcPr>
-          <w:p>
-            <w:r>
-              <w:t>218 nationwide</w:t>
-            </w:r>
-          </w:p>
-        </w:tc>
-      </w:tr>
-      <w:tr>
-        <w:tc>
-          <w:tcPr>
-            <w:tcW w:type="dxa" w:w="4320"/>
-          </w:tcPr>
-          <w:p>
-            <w:r>
-              <w:t>Employees</w:t>
-            </w:r>
-          </w:p>
-        </w:tc>
-        <w:tc>
-          <w:tcPr>
-            <w:tcW w:type="dxa" w:w="4320"/>
-          </w:tcPr>
-          <w:p>
-            <w:r>
-              <w:t>24,800</w:t>
-            </w:r>
-          </w:p>
-        </w:tc>
-      </w:tr>
-      <w:tr>
-        <w:tc>
-          <w:tcPr>
-            <w:tcW w:type="dxa" w:w="4320"/>
-          </w:tcPr>
-          <w:p>
-            <w:r>
-              <w:t>Latest On-site Examination</w:t>
-            </w:r>
-          </w:p>
-        </w:tc>
-        <w:tc>
-          <w:tcPr>
-            <w:tcW w:type="dxa" w:w="4320"/>
-          </w:tcPr>
-          <w:p>
-            <w:r>
-              <w:t>Q4 FY2025 (concluded 18-Feb-2026)</w:t>
-            </w:r>
-          </w:p>
-        </w:tc>
-      </w:tr>
-    </w:tbl>
-    <w:p>
-      <w:pPr>
-        <w:pStyle w:val="Heading1"/>
-      </w:pPr>
-      <w:r>
-        <w:t>2. Risk dimensions - heat map</w:t>
-      </w:r>
-    </w:p>
-    <w:tbl>
-      <w:tblPr>
-        <w:tblStyle w:val="LightGrid-Accent1"/>
-        <w:tblW w:type="auto" w:w="0"/>
-        <w:tblLook w:firstColumn="1" w:firstRow="1" w:lastColumn="0" w:lastRow="0" w:noHBand="0" w:noVBand="1" w:val="04A0"/>
-      </w:tblPr>
-      <w:tblGrid>
-        <w:gridCol w:w="1728"/>
-        <w:gridCol w:w="1728"/>
-        <w:gridCol w:w="1728"/>
-        <w:gridCol w:w="1728"/>
-        <w:gridCol w:w="1728"/>
-      </w:tblGrid>
-      <w:tr>
-        <w:tc>
-          <w:tcPr>
-            <w:tcW w:type="dxa" w:w="1728"/>
-          </w:tcPr>
-          <w:p>
-            <w:r>
-              <w:rPr>
-                <w:b/>
-              </w:rPr>
-              <w:t>Dimension</w:t>
-            </w:r>
-          </w:p>
-        </w:tc>
-        <w:tc>
-          <w:tcPr>
-            <w:tcW w:type="dxa" w:w="1728"/>
-          </w:tcPr>
-          <w:p>
-            <w:r>
-              <w:rPr>
-                <w:b/>
-              </w:rPr>
-              <w:t>Inherent</w:t>
-            </w:r>
-          </w:p>
-        </w:tc>
-        <w:tc>
-          <w:tcPr>
-            <w:tcW w:type="dxa" w:w="1728"/>
-          </w:tcPr>
-          <w:p>
-            <w:r>
-              <w:rPr>
-                <w:b/>
-              </w:rPr>
-              <w:t>Control</w:t>
-            </w:r>
-          </w:p>
-        </w:tc>
-        <w:tc>
-          <w:tcPr>
-            <w:tcW w:type="dxa" w:w="1728"/>
-          </w:tcPr>
-          <w:p>
-            <w:r>
-              <w:rPr>
-                <w:b/>
-              </w:rPr>
-              <w:t>Residual</w:t>
-            </w:r>
-          </w:p>
-        </w:tc>
-        <w:tc>
-          <w:tcPr>
-            <w:tcW w:type="dxa" w:w="1728"/>
-          </w:tcPr>
-          <w:p>
-            <w:r>
-              <w:rPr>
-                <w:b/>
-              </w:rPr>
-              <w:t>Trend</w:t>
-            </w:r>
-          </w:p>
-        </w:tc>
-      </w:tr>
-      <w:tr>
-        <w:tc>
-          <w:tcPr>
-            <w:tcW w:type="dxa" w:w="1728"/>
-          </w:tcPr>
-          <w:p>
-            <w:r>
-              <w:t>Credit Risk</w:t>
-            </w:r>
-          </w:p>
-        </w:tc>
-        <w:tc>
-          <w:tcPr>
-            <w:tcW w:type="dxa" w:w="1728"/>
-          </w:tcPr>
-          <w:p>
-            <w:r>
-              <w:t>High</w:t>
-            </w:r>
-          </w:p>
-        </w:tc>
-        <w:tc>
-          <w:tcPr>
-            <w:tcW w:type="dxa" w:w="1728"/>
-          </w:tcPr>
-          <w:p>
-            <w:r>
-              <w:t>Strong</w:t>
-            </w:r>
-          </w:p>
-        </w:tc>
-        <w:tc>
-          <w:tcPr>
-            <w:tcW w:type="dxa" w:w="1728"/>
-          </w:tcPr>
-          <w:p>
-            <w:r>
-              <w:t>Medium</w:t>
-            </w:r>
-          </w:p>
-        </w:tc>
-        <w:tc>
-          <w:tcPr>
-            <w:tcW w:type="dxa" w:w="1728"/>
-          </w:tcPr>
-          <w:p>
-            <w:r>
-              <w:t>Stable</w:t>
-            </w:r>
-          </w:p>
-        </w:tc>
-      </w:tr>
-      <w:tr>
-        <w:tc>
-          <w:tcPr>
-            <w:tcW w:type="dxa" w:w="1728"/>
-          </w:tcPr>
-          <w:p>
-            <w:r>
-              <w:t>Market Risk</w:t>
-            </w:r>
-          </w:p>
-        </w:tc>
-        <w:tc>
-          <w:tcPr>
-            <w:tcW w:type="dxa" w:w="1728"/>
-          </w:tcPr>
-          <w:p>
-            <w:r>
-              <w:t>Medium</w:t>
-            </w:r>
-          </w:p>
-        </w:tc>
-        <w:tc>
-          <w:tcPr>
-            <w:tcW w:type="dxa" w:w="1728"/>
-          </w:tcPr>
-          <w:p>
-            <w:r>
-              <w:t>Strong</w:t>
-            </w:r>
-          </w:p>
-        </w:tc>
-        <w:tc>
-          <w:tcPr>
-            <w:tcW w:type="dxa" w:w="1728"/>
-          </w:tcPr>
-          <w:p>
-            <w:r>
-              <w:t>Low</w:t>
-            </w:r>
-          </w:p>
-        </w:tc>
-        <w:tc>
-          <w:tcPr>
-            <w:tcW w:type="dxa" w:w="1728"/>
-          </w:tcPr>
-          <w:p>
-            <w:r>
-              <w:t>Stable</w:t>
-            </w:r>
-          </w:p>
-        </w:tc>
-      </w:tr>
-      <w:tr>
-        <w:tc>
-          <w:tcPr>
-            <w:tcW w:type="dxa" w:w="1728"/>
-          </w:tcPr>
-          <w:p>
-            <w:r>
-              <w:t>Liquidity Risk</w:t>
-            </w:r>
-          </w:p>
-        </w:tc>
-        <w:tc>
-          <w:tcPr>
-            <w:tcW w:type="dxa" w:w="1728"/>
-          </w:tcPr>
-          <w:p>
-            <w:r>
-              <w:t>Medium</w:t>
-            </w:r>
-          </w:p>
-        </w:tc>
-        <w:tc>
-          <w:tcPr>
-            <w:tcW w:type="dxa" w:w="1728"/>
-          </w:tcPr>
-          <w:p>
-            <w:r>
-              <w:t>Strong</w:t>
-            </w:r>
-          </w:p>
-        </w:tc>
-        <w:tc>
-          <w:tcPr>
-            <w:tcW w:type="dxa" w:w="1728"/>
-          </w:tcPr>
-          <w:p>
-            <w:r>
-              <w:t>Low</w:t>
-            </w:r>
-          </w:p>
-        </w:tc>
-        <w:tc>
-          <w:tcPr>
-            <w:tcW w:type="dxa" w:w="1728"/>
-          </w:tcPr>
-          <w:p>
-            <w:r>
-              <w:t>Stable</w:t>
-            </w:r>
-          </w:p>
-        </w:tc>
-      </w:tr>
-      <w:tr>
-        <w:tc>
-          <w:tcPr>
-            <w:tcW w:type="dxa" w:w="1728"/>
-          </w:tcPr>
-          <w:p>
-            <w:r>
-              <w:t>Operational Risk</w:t>
-            </w:r>
-          </w:p>
-        </w:tc>
-        <w:tc>
-          <w:tcPr>
-            <w:tcW w:type="dxa" w:w="1728"/>
-          </w:tcPr>
-          <w:p>
-            <w:r>
-              <w:t>High</w:t>
-            </w:r>
-          </w:p>
-        </w:tc>
-        <w:tc>
-          <w:tcPr>
-            <w:tcW w:type="dxa" w:w="1728"/>
-          </w:tcPr>
-          <w:p>
-            <w:r>
-              <w:t>Adequate</w:t>
-            </w:r>
-          </w:p>
-        </w:tc>
-        <w:tc>
-          <w:tcPr>
-            <w:tcW w:type="dxa" w:w="1728"/>
-          </w:tcPr>
-          <w:p>
-            <w:r>
-              <w:t>Medium</w:t>
-            </w:r>
-          </w:p>
-        </w:tc>
-        <w:tc>
-          <w:tcPr>
-            <w:tcW w:type="dxa" w:w="1728"/>
-          </w:tcPr>
-          <w:p>
-            <w:r>
-              <w:t>Increasing</w:t>
-            </w:r>
-          </w:p>
-        </w:tc>
-      </w:tr>
-      <w:tr>
-        <w:tc>
-          <w:tcPr>
-            <w:tcW w:type="dxa" w:w="1728"/>
-          </w:tcPr>
-          <w:p>
-            <w:r>
-              <w:t>IT and Cyber Risk</w:t>
-            </w:r>
-          </w:p>
-        </w:tc>
-        <w:tc>
-          <w:tcPr>
-            <w:tcW w:type="dxa" w:w="1728"/>
-          </w:tcPr>
-          <w:p>
-            <w:r>
-              <w:t>High</w:t>
-            </w:r>
-          </w:p>
-        </w:tc>
-        <w:tc>
-          <w:tcPr>
-            <w:tcW w:type="dxa" w:w="1728"/>
-          </w:tcPr>
-          <w:p>
-            <w:r>
-              <w:t>Adequate</w:t>
-            </w:r>
-          </w:p>
-        </w:tc>
-        <w:tc>
-          <w:tcPr>
-            <w:tcW w:type="dxa" w:w="1728"/>
-          </w:tcPr>
-          <w:p>
-            <w:r>
-              <w:t>Medium</w:t>
-            </w:r>
-          </w:p>
-        </w:tc>
-        <w:tc>
-          <w:tcPr>
-            <w:tcW w:type="dxa" w:w="1728"/>
-          </w:tcPr>
-          <w:p>
-            <w:r>
-              <w:t>Increasing</w:t>
-            </w:r>
-          </w:p>
-        </w:tc>
-      </w:tr>
-      <w:tr>
-        <w:tc>
-          <w:tcPr>
-            <w:tcW w:type="dxa" w:w="1728"/>
-          </w:tcPr>
-          <w:p>
-            <w:r>
-              <w:t>Conduct Risk</w:t>
-            </w:r>
-          </w:p>
-        </w:tc>
-        <w:tc>
-          <w:tcPr>
-            <w:tcW w:type="dxa" w:w="1728"/>
-          </w:tcPr>
-          <w:p>
-            <w:r>
-              <w:t>Medium</w:t>
-            </w:r>
-          </w:p>
-        </w:tc>
-        <w:tc>
-          <w:tcPr>
-            <w:tcW w:type="dxa" w:w="1728"/>
-          </w:tcPr>
-          <w:p>
-            <w:r>
-              <w:t>Strong</w:t>
-            </w:r>
-          </w:p>
-        </w:tc>
-        <w:tc>
-          <w:tcPr>
-            <w:tcW w:type="dxa" w:w="1728"/>
-          </w:tcPr>
-          <w:p>
-            <w:r>
-              <w:t>Low</w:t>
-            </w:r>
-          </w:p>
-        </w:tc>
-        <w:tc>
-          <w:tcPr>
-            <w:tcW w:type="dxa" w:w="1728"/>
-          </w:tcPr>
-          <w:p>
-            <w:r>
-              <w:t>Stable</w:t>
-            </w:r>
-          </w:p>
-        </w:tc>
-      </w:tr>
-      <w:tr>
-        <w:tc>
-          <w:tcPr>
-            <w:tcW w:type="dxa" w:w="1728"/>
-          </w:tcPr>
-          <w:p>
-            <w:r>
-              <w:t>AML / CFT</w:t>
-            </w:r>
-          </w:p>
-        </w:tc>
-        <w:tc>
-          <w:tcPr>
-            <w:tcW w:type="dxa" w:w="1728"/>
-          </w:tcPr>
-          <w:p>
-            <w:r>
-              <w:t>High</w:t>
-            </w:r>
-          </w:p>
-        </w:tc>
-        <w:tc>
-          <w:tcPr>
-            <w:tcW w:type="dxa" w:w="1728"/>
-          </w:tcPr>
-          <w:p>
-            <w:r>
-              <w:t>Strong</w:t>
-            </w:r>
-          </w:p>
-        </w:tc>
-        <w:tc>
-          <w:tcPr>
-            <w:tcW w:type="dxa" w:w="1728"/>
-          </w:tcPr>
-          <w:p>
-            <w:r>
-              <w:t>Medium</w:t>
-            </w:r>
-          </w:p>
-        </w:tc>
-        <w:tc>
-          <w:tcPr>
-            <w:tcW w:type="dxa" w:w="1728"/>
-          </w:tcPr>
-          <w:p>
-            <w:r>
-              <w:t>Stable</w:t>
-            </w:r>
-          </w:p>
-        </w:tc>
-      </w:tr>
-      <w:tr>
-        <w:tc>
-          <w:tcPr>
-            <w:tcW w:type="dxa" w:w="1728"/>
-          </w:tcPr>
-          <w:p>
-            <w:r>
-              <w:t>Climate and ESG Risk</w:t>
-            </w:r>
-          </w:p>
-        </w:tc>
-        <w:tc>
-          <w:tcPr>
-            <w:tcW w:type="dxa" w:w="1728"/>
-          </w:tcPr>
-          <w:p>
-            <w:r>
-              <w:t>Medium</w:t>
-            </w:r>
-          </w:p>
-        </w:tc>
-        <w:tc>
-          <w:tcPr>
-            <w:tcW w:type="dxa" w:w="1728"/>
-          </w:tcPr>
-          <w:p>
-            <w:r>
-              <w:t>Adequate</w:t>
-            </w:r>
-          </w:p>
-        </w:tc>
-        <w:tc>
-          <w:tcPr>
-            <w:tcW w:type="dxa" w:w="1728"/>
-          </w:tcPr>
-          <w:p>
-            <w:r>
-              <w:t>Medium</w:t>
-            </w:r>
-          </w:p>
-        </w:tc>
-        <w:tc>
-          <w:tcPr>
-            <w:tcW w:type="dxa" w:w="1728"/>
-          </w:tcPr>
-          <w:p>
-            <w:r>
-              <w:t>Increasing</w:t>
-            </w:r>
-          </w:p>
-        </w:tc>
-      </w:tr>
-    </w:tbl>
-    <w:p>
-      <w:pPr>
-        <w:pStyle w:val="Heading1"/>
-      </w:pPr>
-      <w:r>
-        <w:t>3. Findings from latest on-site examination</w:t>
+        <w:rPr>
+          <w:b/>
+          <w:color w:val="1F2D55"/>
+          <w:sz w:val="44"/>
+        </w:rPr>
+        <w:t>REG Entity Risk Profile</w:t>
       </w:r>
     </w:p>
     <w:p>
       <w:pPr>
-        <w:pStyle w:val="ListNumber"/>
+        <w:spacing w:after="200"/>
       </w:pPr>
       <w:r>
-        <w:t>IT Operations - 3 high-severity observations on change management; rectification commitment 30-Jun-2026</w:t>
+        <w:rPr>
+          <w:i/>
+          <w:color w:val="4B5B7C"/>
+          <w:sz w:val="22"/>
+        </w:rPr>
+        <w:t>Working Document · Zava Conglomerate</w:t>
       </w:r>
     </w:p>
     <w:p>
       <w:pPr>
-        <w:pStyle w:val="ListNumber"/>
+        <w:spacing w:after="40"/>
       </w:pPr>
       <w:r>
-        <w:t>Credit Underwriting - SME portfolio concentration above internal threshold; remediation plan accepted</w:t>
+        <w:rPr>
+          <w:b/>
+          <w:color w:val="1F2D55"/>
+          <w:sz w:val="20"/>
+        </w:rPr>
+        <w:t xml:space="preserve">Document reference:  </w:t>
+      </w:r>
+      <w:r>
+        <w:rPr>
+          <w:sz w:val="20"/>
+        </w:rPr>
+        <w:t>DOC-2025-712</w:t>
       </w:r>
     </w:p>
     <w:p>
       <w:pPr>
-        <w:pStyle w:val="ListNumber"/>
+        <w:spacing w:after="40"/>
       </w:pPr>
       <w:r>
-        <w:t>AML KYC refresh - 8.4% backlog in high-risk customer reviews; remediation 31-Dec-2026</w:t>
+        <w:rPr>
+          <w:b/>
+          <w:color w:val="1F2D55"/>
+          <w:sz w:val="20"/>
+        </w:rPr>
+        <w:t xml:space="preserve">Prepared by:  </w:t>
+      </w:r>
+      <w:r>
+        <w:rPr>
+          <w:sz w:val="20"/>
+        </w:rPr>
+        <w:t>Zava Conglomerate working team</w:t>
       </w:r>
     </w:p>
     <w:p>
       <w:pPr>
-        <w:pStyle w:val="ListNumber"/>
+        <w:spacing w:after="40"/>
       </w:pPr>
       <w:r>
-        <w:t>Climate stress test - methodology gap on transition risk for Plantation lending; closure by Q4 FY2026</w:t>
+        <w:rPr>
+          <w:b/>
+          <w:color w:val="1F2D55"/>
+          <w:sz w:val="20"/>
+        </w:rPr>
+        <w:t xml:space="preserve">Date:  </w:t>
+      </w:r>
+      <w:r>
+        <w:rPr>
+          <w:sz w:val="20"/>
+        </w:rPr>
+        <w:t>19 May 2026</w:t>
       </w:r>
     </w:p>
     <w:p>
       <w:pPr>
-        <w:pStyle w:val="Heading1"/>
+        <w:spacing w:after="40"/>
       </w:pPr>
       <w:r>
-        <w:t>4. Supervisory rating and stance</w:t>
+        <w:rPr>
+          <w:b/>
+          <w:color w:val="1F2D55"/>
+          <w:sz w:val="20"/>
+        </w:rPr>
+        <w:t xml:space="preserve">Classification:  </w:t>
+      </w:r>
+      <w:r>
+        <w:rPr>
+          <w:sz w:val="20"/>
+        </w:rPr>
+        <w:t>Internal</w:t>
       </w:r>
     </w:p>
     <w:p>
+      <w:pPr>
+        <w:spacing w:after="40"/>
+      </w:pPr>
       <w:r>
-        <w:t>Composite Supervisory Rating: 2 (Satisfactory) - unchanged from previous cycle. Supervisory stance for FY2026: monitor IT operational risk closely; require quarterly progress on AML KYC backlog; escalate to MOU if IT change management findings are not closed by 30-Sep-2026.</w:t>
+        <w:rPr>
+          <w:b/>
+          <w:color w:val="1F2D55"/>
+          <w:sz w:val="20"/>
+        </w:rPr>
+        <w:t xml:space="preserve">Source file:  </w:t>
+      </w:r>
+      <w:r>
+        <w:rPr>
+          <w:sz w:val="20"/>
+        </w:rPr>
+        <w:t>REG_Entity_Risk_Profile.docx</w:t>
+      </w:r>
+    </w:p>
+    <w:p>
+      <w:pPr>
+        <w:spacing w:before="240" w:after="80"/>
+      </w:pPr>
+      <w:r>
+        <w:rPr>
+          <w:b/>
+          <w:color w:val="1F2D55"/>
+          <w:sz w:val="26"/>
+        </w:rPr>
+        <w:t>1. Purpose and context</w:t>
+      </w:r>
+    </w:p>
+    <w:p>
+      <w:pPr>
+        <w:spacing w:after="80"/>
+      </w:pPr>
+      <w:r>
+        <w:rPr>
+          <w:i w:val="0"/>
+          <w:sz w:val="20"/>
+        </w:rPr>
+        <w:t>This document covers the subject matter referenced in the title above (REG Entity Risk Profile). It captures the working materials assembled for review by the relevant stakeholders. The intent is to provide enough context, evidence and recommendations to enable a sound decision or next action.</w:t>
+      </w:r>
+    </w:p>
+    <w:p>
+      <w:pPr>
+        <w:spacing w:before="240" w:after="80"/>
+      </w:pPr>
+      <w:r>
+        <w:rPr>
+          <w:b/>
+          <w:color w:val="1F2D55"/>
+          <w:sz w:val="26"/>
+        </w:rPr>
+        <w:t>2. Background</w:t>
+      </w:r>
+    </w:p>
+    <w:p>
+      <w:pPr>
+        <w:spacing w:after="80"/>
+      </w:pPr>
+      <w:r>
+        <w:rPr>
+          <w:i w:val="0"/>
+          <w:sz w:val="20"/>
+        </w:rPr>
+        <w:t>The work documented here has been developed over several weeks by a small team drawn from the relevant divisions and Group functions. It builds on earlier analyses (see Appendix A) and incorporates the feedback received from the first review with the sponsor.</w:t>
+      </w:r>
+    </w:p>
+    <w:p>
+      <w:pPr>
+        <w:spacing w:before="240" w:after="80"/>
+      </w:pPr>
+      <w:r>
+        <w:rPr>
+          <w:b/>
+          <w:color w:val="1F2D55"/>
+          <w:sz w:val="26"/>
+        </w:rPr>
+        <w:t>3. Approach and methodology</w:t>
+      </w:r>
+    </w:p>
+    <w:p>
+      <w:pPr>
+        <w:spacing w:after="80"/>
+      </w:pPr>
+      <w:r>
+        <w:rPr>
+          <w:i w:val="0"/>
+          <w:sz w:val="20"/>
+        </w:rPr>
+        <w:t>Three lines of evidence were combined: (i) review of policy and process documentation; (ii) extraction and analysis of transactional and operational data; (iii) interviews with knowledgeable stakeholders. Where possible, findings were triangulated across two or more of these sources.</w:t>
+      </w:r>
+    </w:p>
+    <w:p>
+      <w:pPr>
+        <w:spacing w:before="240" w:after="80"/>
+      </w:pPr>
+      <w:r>
+        <w:rPr>
+          <w:b/>
+          <w:color w:val="1F2D55"/>
+          <w:sz w:val="26"/>
+        </w:rPr>
+        <w:t>4. Key findings</w:t>
+      </w:r>
+    </w:p>
+    <w:p>
+      <w:pPr>
+        <w:spacing w:after="80"/>
+      </w:pPr>
+      <w:r>
+        <w:rPr>
+          <w:i w:val="0"/>
+          <w:sz w:val="20"/>
+        </w:rPr>
+        <w:t>The analysis surfaced six findings of material interest. Two are positive observations confirming that current arrangements are working well in the areas examined. Four are issues warranting action — two in the near term, two on a 6-12 month horizon. Each finding is documented with quantified evidence in the relevant appendix.</w:t>
+      </w:r>
+    </w:p>
+    <w:p>
+      <w:pPr>
+        <w:spacing w:before="240" w:after="80"/>
+      </w:pPr>
+      <w:r>
+        <w:rPr>
+          <w:b/>
+          <w:color w:val="1F2D55"/>
+          <w:sz w:val="26"/>
+        </w:rPr>
+        <w:t>5. Implications for the business</w:t>
+      </w:r>
+    </w:p>
+    <w:p>
+      <w:pPr>
+        <w:spacing w:after="80"/>
+      </w:pPr>
+      <w:r>
+        <w:rPr>
+          <w:i w:val="0"/>
+          <w:sz w:val="20"/>
+        </w:rPr>
+        <w:t>If acted on, the recommendations would deliver three benefits: improved decision speed, reduced exception rate, and a measurable cost-to-serve improvement. The expected financial impact is in the range of MYR 12-28m annual run-rate, depending on the pace and depth of implementation.</w:t>
+      </w:r>
+    </w:p>
+    <w:p>
+      <w:pPr>
+        <w:spacing w:before="240" w:after="80"/>
+      </w:pPr>
+      <w:r>
+        <w:rPr>
+          <w:b/>
+          <w:color w:val="1F2D55"/>
+          <w:sz w:val="26"/>
+        </w:rPr>
+        <w:t>6. Recommendations</w:t>
+      </w:r>
+    </w:p>
+    <w:p>
+      <w:pPr>
+        <w:spacing w:after="80"/>
+      </w:pPr>
+      <w:r>
+        <w:rPr>
+          <w:i w:val="0"/>
+          <w:sz w:val="20"/>
+        </w:rPr>
+        <w:t>Six recommendations are proposed. Each is sized, sponsored and resourced. Each has a defined first milestone within 90 days and a target completion within 12-18 months. The recommendations are sequenced to avoid overload on any single division or function.</w:t>
+      </w:r>
+    </w:p>
+    <w:p>
+      <w:pPr>
+        <w:spacing w:before="240" w:after="80"/>
+      </w:pPr>
+      <w:r>
+        <w:rPr>
+          <w:b/>
+          <w:color w:val="1F2D55"/>
+          <w:sz w:val="26"/>
+        </w:rPr>
+        <w:t>7. Risks and mitigations</w:t>
+      </w:r>
+    </w:p>
+    <w:p>
+      <w:pPr>
+        <w:spacing w:after="80"/>
+      </w:pPr>
+      <w:r>
+        <w:rPr>
+          <w:i w:val="0"/>
+          <w:sz w:val="20"/>
+        </w:rPr>
+        <w:t>The principal risks are change-management capacity, talent availability and the interaction with the existing strategic-initiative portfolio. Each risk has a defined owner and mitigation plan; the residual risk after mitigation is assessed as low to medium.</w:t>
+      </w:r>
+    </w:p>
+    <w:p>
+      <w:pPr>
+        <w:spacing w:before="240" w:after="80"/>
+      </w:pPr>
+      <w:r>
+        <w:rPr>
+          <w:b/>
+          <w:color w:val="1F2D55"/>
+          <w:sz w:val="26"/>
+        </w:rPr>
+        <w:t>8. Next steps</w:t>
+      </w:r>
+    </w:p>
+    <w:p>
+      <w:pPr>
+        <w:spacing w:after="80"/>
+      </w:pPr>
+      <w:r>
+        <w:rPr>
+          <w:i w:val="0"/>
+          <w:sz w:val="20"/>
+        </w:rPr>
+        <w:t>The next steps are (a) review and endorsement by the sponsor, (b) socialisation with the affected divisions, (c) finalisation of the implementation plan with named owners and milestones, and (d) inclusion in the quarterly leadership review cadence from Q3 FY2026.</w:t>
+      </w:r>
+    </w:p>
+    <w:p>
+      <w:pPr>
+        <w:spacing w:before="240" w:after="80"/>
+      </w:pPr>
+      <w:r>
+        <w:rPr>
+          <w:b/>
+          <w:color w:val="1F2D55"/>
+          <w:sz w:val="26"/>
+        </w:rPr>
+        <w:t>9. Appendices</w:t>
+      </w:r>
+    </w:p>
+    <w:p>
+      <w:pPr>
+        <w:spacing w:after="80"/>
+      </w:pPr>
+      <w:r>
+        <w:rPr>
+          <w:i w:val="0"/>
+          <w:sz w:val="20"/>
+        </w:rPr>
+        <w:t>Appendix A — prior analyses and source materials. Appendix B — detailed data and methodology notes. Appendix C — interview list and themes. Appendix D — benchmark references. Appendix E — implementation Gantt chart.</w:t>
+      </w:r>
+    </w:p>
+    <w:p>
+      <w:pPr>
+        <w:spacing w:before="240" w:after="80"/>
+      </w:pPr>
+      <w:r>
+        <w:rPr>
+          <w:b/>
+          <w:color w:val="1F2D55"/>
+          <w:sz w:val="26"/>
+        </w:rPr>
+        <w:t>Working bullets</w:t>
+      </w:r>
+    </w:p>
+    <w:p>
+      <w:pPr>
+        <w:pStyle w:val="ListBullet"/>
+        <w:spacing w:after="40"/>
+      </w:pPr>
+      <w:r>
+        <w:rPr>
+          <w:sz w:val="20"/>
+        </w:rPr>
+        <w:t>Decision sought: endorse the approach; approve the named sponsor; allocate the proposed budget.</w:t>
+      </w:r>
+    </w:p>
+    <w:p>
+      <w:pPr>
+        <w:pStyle w:val="ListBullet"/>
+        <w:spacing w:after="40"/>
+      </w:pPr>
+      <w:r>
+        <w:rPr>
+          <w:sz w:val="20"/>
+        </w:rPr>
+        <w:t>Sponsor: Hadar Caspit (Group CFO) for finance-related work; Mod Admin for strategy-led work.</w:t>
+      </w:r>
+    </w:p>
+    <w:p>
+      <w:pPr>
+        <w:pStyle w:val="ListBullet"/>
+        <w:spacing w:after="40"/>
+      </w:pPr>
+      <w:r>
+        <w:rPr>
+          <w:sz w:val="20"/>
+        </w:rPr>
+        <w:t>Cadence: GroupExCo monthly review until first checkpoint; quarterly thereafter.</w:t>
+      </w:r>
+    </w:p>
+    <w:p>
+      <w:pPr>
+        <w:pStyle w:val="ListBullet"/>
+        <w:spacing w:after="40"/>
+      </w:pPr>
+      <w:r>
+        <w:rPr>
+          <w:sz w:val="20"/>
+        </w:rPr>
+        <w:t>Communications: cascade via divisional MDs within 5 working days of decision.</w:t>
+      </w:r>
+    </w:p>
+    <w:p>
+      <w:pPr>
+        <w:pStyle w:val="ListBullet"/>
+        <w:spacing w:after="40"/>
+      </w:pPr>
+      <w:r>
+        <w:rPr>
+          <w:sz w:val="20"/>
+        </w:rPr>
+        <w:t>Sustainability: link to the Group's FY2030 strategic pillars where applicable.</w:t>
+      </w:r>
+    </w:p>
+    <w:p>
+      <w:pPr>
+        <w:jc w:val="center"/>
+      </w:pPr>
+      <w:r>
+        <w:rPr>
+          <w:i/>
+          <w:color w:val="9CA3AF"/>
+          <w:sz w:val="16"/>
+        </w:rPr>
+        <w:t>— END OF DOCUMENT —</w:t>
       </w:r>
     </w:p>
     <w:sectPr>
@@ -1172,10 +820,6 @@
     <w:name w:val="Normal"/>
     <w:qFormat/>
     <w:rsid w:val="00FC693F"/>
-    <w:rPr>
-      <w:rFonts w:ascii="Aptos" w:hAnsi="Aptos"/>
-      <w:sz w:val="22"/>
-    </w:rPr>
   </w:style>
   <w:style w:type="paragraph" w:styleId="Header">
     <w:name w:val="header"/>
